--- a/public/templates/recibo-capacete.docx
+++ b/public/templates/recibo-capacete.docx
@@ -203,7 +203,7 @@
                 <w:sz w:val="20"/>
                 <w:szCs w:val="20"/>
               </w:rPr>
-              <w:t xml:space="preserve">BLACKOUT MOTOS</w:t>
+              <w:t xml:space="preserve"/>
             </w:r>
           </w:p>
         </w:tc>
